--- a/보관본/러시아 인권변호사/Word/1부/1부_3화_회색지대.docx
+++ b/보관본/러시아 인권변호사/Word/1부/1부_3화_회색지대.docx
@@ -3228,7 +3228,7 @@
           <w:i w:val="0"/>
           <w:sz w:val="22"/>
         </w:rPr>
-        <w:t xml:space="preserve"> — 원작에서는 서적상이 시인을 설득하며 하는 말이다. 장면 6에서 발라긴이 료샤의 “Я не продаюсь”에 대한 냉소적 응수로 인용하며 “양심이 아니라 노동시간을 사는 것”이라고 포장한다. 료샤는 “내 시간은 이미 열네 명의 직공에게 팔렸다”고 받아쳐 유혹을 거절한다.</w:t>
+        <w:t xml:space="preserve"> — 한국어 해설: 원작에서는 서적상이 시인을 설득하며 하는 말이다. 장면 6에서 발라긴이 료샤의 “Я не продаюсь”에 대한 냉소적 응수로 인용하며 “양심이 아니라 노동시간을 사는 것”이라고 포장한다. 료샤는 “내 시간은 이미 열네 명의 직공에게 팔렸다”고 받아쳐 유혹을 거절한다.</w:t>
       </w:r>
     </w:p>
     <w:p>
@@ -3251,7 +3251,7 @@
           <w:i w:val="0"/>
           <w:sz w:val="22"/>
         </w:rPr>
-        <w:t xml:space="preserve"> — 치치코프의 아버지가 아들에게 남긴 유훈. 장면 8에서 비코프가 스툐파의 이탈을 두고 인용하고, 료샤가 “리트비노프는 산 영혼을 사들인다”고 잇는다. 비코프의 “돈은 중력”이라는 경구로 이어지는 3화의 주제 인용.</w:t>
+        <w:t xml:space="preserve"> — 한국어 해설: 치치코프의 아버지가 아들에게 남긴 유훈. 장면 8에서 비코프가 스툐파의 이탈을 두고 인용하고, 료샤가 “리트비노프는 산 영혼을 사들인다”고 잇는다. 비코프의 “돈은 중력”이라는 경구로 이어지는 3화의 주제 인용.</w:t>
       </w:r>
     </w:p>
     <w:p>
